--- a/internal_doc/03.开发设计/可维护性/SequoiaDB错误处理规范说明书.docx
+++ b/internal_doc/03.开发设计/可维护性/SequoiaDB错误处理规范说明书.docx
@@ -5,9 +5,6 @@
     <w:p>
       <w:pPr>
         <w:pStyle w:val="Title"/>
-        <w:rPr>
-          <w:rFonts w:hint="eastAsia"/>
-        </w:rPr>
       </w:pPr>
       <w:bookmarkStart w:id="0" w:name="_Toc465974180"/>
       <w:r>
@@ -86,11 +83,6 @@
             <w:gridSpan w:val="3"/>
           </w:tcPr>
           <w:p>
-            <w:pPr>
-              <w:rPr>
-                <w:rFonts w:hint="eastAsia"/>
-              </w:rPr>
-            </w:pPr>
             <w:r>
               <w:rPr>
                 <w:rFonts w:hint="eastAsia"/>
@@ -142,22 +134,9 @@
         </w:tc>
       </w:tr>
     </w:tbl>
-    <w:p>
-      <w:pPr>
-        <w:rPr>
-          <w:rFonts w:hint="eastAsia"/>
-        </w:rPr>
-      </w:pPr>
-    </w:p>
+    <w:p/>
     <w:sdt>
       <w:sdtPr>
-        <w:id w:val="2002389165"/>
-        <w:docPartObj>
-          <w:docPartGallery w:val="Table of Contents"/>
-          <w:docPartUnique/>
-        </w:docPartObj>
-      </w:sdtPr>
-      <w:sdtEndPr>
         <w:rPr>
           <w:rFonts w:asciiTheme="minorHAnsi" w:eastAsiaTheme="minorEastAsia" w:hAnsiTheme="minorHAnsi" w:cstheme="minorBidi"/>
           <w:b w:val="0"/>
@@ -168,13 +147,17 @@
           <w:szCs w:val="22"/>
           <w:lang w:eastAsia="zh-CN"/>
         </w:rPr>
-      </w:sdtEndPr>
+        <w:id w:val="2002389165"/>
+        <w:docPartObj>
+          <w:docPartGallery w:val="Table of Contents"/>
+          <w:docPartUnique/>
+        </w:docPartObj>
+      </w:sdtPr>
       <w:sdtContent>
         <w:p>
           <w:pPr>
             <w:pStyle w:val="TOCHeading"/>
             <w:rPr>
-              <w:rFonts w:hint="eastAsia"/>
               <w:lang w:eastAsia="zh-CN"/>
             </w:rPr>
           </w:pPr>
@@ -960,7 +943,6 @@
           <w:numId w:val="1"/>
         </w:numPr>
         <w:rPr>
-          <w:rFonts w:hint="eastAsia"/>
           <w:sz w:val="32"/>
           <w:szCs w:val="32"/>
         </w:rPr>
@@ -984,7 +966,6 @@
           <w:numId w:val="2"/>
         </w:numPr>
         <w:rPr>
-          <w:rFonts w:hint="eastAsia"/>
           <w:sz w:val="28"/>
           <w:szCs w:val="28"/>
         </w:rPr>
@@ -1001,11 +982,6 @@
       <w:bookmarkEnd w:id="2"/>
     </w:p>
     <w:p>
-      <w:pPr>
-        <w:rPr>
-          <w:rFonts w:hint="eastAsia"/>
-        </w:rPr>
-      </w:pPr>
       <w:r>
         <w:rPr>
           <w:rFonts w:hint="eastAsia"/>
@@ -1038,11 +1014,6 @@
       </w:r>
     </w:p>
     <w:p>
-      <w:pPr>
-        <w:rPr>
-          <w:rFonts w:hint="eastAsia"/>
-        </w:rPr>
-      </w:pPr>
       <w:r>
         <w:rPr>
           <w:rFonts w:hint="eastAsia"/>
@@ -1074,19 +1045,8 @@
         <w:t>详细错误信息，即“协调节点”需要对来自其它节点的错误信息进行汇总加工，并传递至调用者。</w:t>
       </w:r>
     </w:p>
-    <w:p>
-      <w:pPr>
-        <w:rPr>
-          <w:rFonts w:hint="eastAsia"/>
-        </w:rPr>
-      </w:pPr>
-    </w:p>
-    <w:p>
-      <w:pPr>
-        <w:rPr>
-          <w:rFonts w:hint="eastAsia"/>
-        </w:rPr>
-      </w:pPr>
+    <w:p/>
+    <w:p>
       <w:r>
         <w:rPr>
           <w:rFonts w:hint="eastAsia"/>
@@ -1161,11 +1121,6 @@
       </w:r>
     </w:p>
     <w:p>
-      <w:pPr>
-        <w:rPr>
-          <w:rFonts w:hint="eastAsia"/>
-        </w:rPr>
-      </w:pPr>
       <w:r>
         <w:rPr>
           <w:rFonts w:hint="eastAsia"/>
@@ -1191,13 +1146,7 @@
         <w:t>格式进行传递。</w:t>
       </w:r>
     </w:p>
-    <w:p>
-      <w:pPr>
-        <w:rPr>
-          <w:rFonts w:hint="eastAsia"/>
-        </w:rPr>
-      </w:pPr>
-    </w:p>
+    <w:p/>
     <w:p>
       <w:pPr>
         <w:pStyle w:val="Heading2"/>
@@ -1206,7 +1155,6 @@
           <w:numId w:val="2"/>
         </w:numPr>
         <w:rPr>
-          <w:rFonts w:hint="eastAsia"/>
           <w:sz w:val="28"/>
           <w:szCs w:val="28"/>
         </w:rPr>
@@ -1223,11 +1171,6 @@
       <w:bookmarkEnd w:id="3"/>
     </w:p>
     <w:p>
-      <w:pPr>
-        <w:rPr>
-          <w:rFonts w:hint="eastAsia"/>
-        </w:rPr>
-      </w:pPr>
       <w:r>
         <w:rPr>
           <w:rFonts w:hint="eastAsia"/>
@@ -1296,11 +1239,6 @@
       </w:r>
     </w:p>
     <w:p>
-      <w:pPr>
-        <w:rPr>
-          <w:rFonts w:hint="eastAsia"/>
-        </w:rPr>
-      </w:pPr>
       <w:r>
         <w:rPr>
           <w:rFonts w:hint="eastAsia"/>
@@ -1328,19 +1266,8 @@
         <w:t>”表示参数错误，而不是表示哪个具体的参数错误。</w:t>
       </w:r>
     </w:p>
-    <w:p>
-      <w:pPr>
-        <w:rPr>
-          <w:rFonts w:hint="eastAsia"/>
-        </w:rPr>
-      </w:pPr>
-    </w:p>
-    <w:p>
-      <w:pPr>
-        <w:rPr>
-          <w:rFonts w:hint="eastAsia"/>
-        </w:rPr>
-      </w:pPr>
+    <w:p/>
+    <w:p>
       <w:r>
         <w:rPr>
           <w:rFonts w:hint="eastAsia"/>
@@ -1430,19 +1357,8 @@
         <w:t>。</w:t>
       </w:r>
     </w:p>
-    <w:p>
-      <w:pPr>
-        <w:rPr>
-          <w:rFonts w:hint="eastAsia"/>
-        </w:rPr>
-      </w:pPr>
-    </w:p>
-    <w:p>
-      <w:pPr>
-        <w:rPr>
-          <w:rFonts w:hint="eastAsia"/>
-        </w:rPr>
-      </w:pPr>
+    <w:p/>
+    <w:p>
       <w:r>
         <w:rPr>
           <w:rFonts w:hint="eastAsia"/>
@@ -1511,19 +1427,8 @@
         <w:t>。</w:t>
       </w:r>
     </w:p>
-    <w:p>
-      <w:pPr>
-        <w:rPr>
-          <w:rFonts w:hint="eastAsia"/>
-        </w:rPr>
-      </w:pPr>
-    </w:p>
-    <w:p>
-      <w:pPr>
-        <w:rPr>
-          <w:rFonts w:hint="eastAsia"/>
-        </w:rPr>
-      </w:pPr>
+    <w:p/>
+    <w:p>
       <w:r>
         <w:rPr>
           <w:rFonts w:hint="eastAsia"/>
@@ -1560,19 +1465,8 @@
         <w:t>。</w:t>
       </w:r>
     </w:p>
-    <w:p>
-      <w:pPr>
-        <w:rPr>
-          <w:rFonts w:hint="eastAsia"/>
-        </w:rPr>
-      </w:pPr>
-    </w:p>
-    <w:p>
-      <w:pPr>
-        <w:rPr>
-          <w:rFonts w:hint="eastAsia"/>
-        </w:rPr>
-      </w:pPr>
+    <w:p/>
+    <w:p>
       <w:r>
         <w:rPr>
           <w:rFonts w:hint="eastAsia"/>
@@ -1622,7 +1516,6 @@
     <w:p>
       <w:pPr>
         <w:rPr>
-          <w:rFonts w:hint="eastAsia"/>
           <w:i/>
           <w:color w:val="000099"/>
         </w:rPr>
@@ -1639,7 +1532,6 @@
     <w:p>
       <w:pPr>
         <w:rPr>
-          <w:rFonts w:hint="eastAsia"/>
           <w:i/>
           <w:color w:val="000099"/>
         </w:rPr>
@@ -1657,7 +1549,6 @@
     <w:p>
       <w:pPr>
         <w:rPr>
-          <w:rFonts w:hint="eastAsia"/>
           <w:i/>
           <w:color w:val="000099"/>
         </w:rPr>
@@ -1671,13 +1562,7 @@
         <w:t>}</w:t>
       </w:r>
     </w:p>
-    <w:p>
-      <w:pPr>
-        <w:rPr>
-          <w:rFonts w:hint="eastAsia"/>
-        </w:rPr>
-      </w:pPr>
-    </w:p>
+    <w:p/>
     <w:p>
       <w:pPr>
         <w:pStyle w:val="Heading2"/>
@@ -1686,7 +1571,6 @@
           <w:numId w:val="2"/>
         </w:numPr>
         <w:rPr>
-          <w:rFonts w:hint="eastAsia"/>
           <w:sz w:val="28"/>
           <w:szCs w:val="28"/>
         </w:rPr>
@@ -1703,11 +1587,6 @@
       <w:bookmarkEnd w:id="4"/>
     </w:p>
     <w:p>
-      <w:pPr>
-        <w:rPr>
-          <w:rFonts w:hint="eastAsia"/>
-        </w:rPr>
-      </w:pPr>
       <w:r>
         <w:rPr>
           <w:rFonts w:hint="eastAsia"/>
@@ -1754,19 +1633,8 @@
         <w:t>。</w:t>
       </w:r>
     </w:p>
-    <w:p>
-      <w:pPr>
-        <w:rPr>
-          <w:rFonts w:hint="eastAsia"/>
-        </w:rPr>
-      </w:pPr>
-    </w:p>
-    <w:p>
-      <w:pPr>
-        <w:rPr>
-          <w:rFonts w:hint="eastAsia"/>
-        </w:rPr>
-      </w:pPr>
+    <w:p/>
+    <w:p>
       <w:r>
         <w:rPr>
           <w:rFonts w:hint="eastAsia"/>
@@ -1890,9 +1758,6 @@
           <w:numId w:val="3"/>
         </w:numPr>
         <w:ind w:firstLineChars="0"/>
-        <w:rPr>
-          <w:rFonts w:hint="eastAsia"/>
-        </w:rPr>
       </w:pPr>
       <w:r>
         <w:rPr>
@@ -1905,9 +1770,6 @@
       <w:pPr>
         <w:pStyle w:val="ListParagraph"/>
         <w:ind w:left="835" w:firstLineChars="0" w:firstLine="0"/>
-        <w:rPr>
-          <w:rFonts w:hint="eastAsia"/>
-        </w:rPr>
       </w:pPr>
       <w:r>
         <w:rPr>
@@ -1924,9 +1786,6 @@
           <w:numId w:val="3"/>
         </w:numPr>
         <w:ind w:firstLineChars="0"/>
-        <w:rPr>
-          <w:rFonts w:hint="eastAsia"/>
-        </w:rPr>
       </w:pPr>
       <w:r>
         <w:rPr>
@@ -1939,9 +1798,6 @@
       <w:pPr>
         <w:pStyle w:val="ListParagraph"/>
         <w:ind w:left="835" w:firstLineChars="0" w:firstLine="0"/>
-        <w:rPr>
-          <w:rFonts w:hint="eastAsia"/>
-        </w:rPr>
       </w:pPr>
       <w:r>
         <w:rPr>
@@ -1970,9 +1826,6 @@
           <w:numId w:val="3"/>
         </w:numPr>
         <w:ind w:firstLineChars="0"/>
-        <w:rPr>
-          <w:rFonts w:hint="eastAsia"/>
-        </w:rPr>
       </w:pPr>
       <w:r>
         <w:rPr>
@@ -1985,9 +1838,6 @@
       <w:pPr>
         <w:pStyle w:val="ListParagraph"/>
         <w:ind w:left="835" w:firstLineChars="0" w:firstLine="0"/>
-        <w:rPr>
-          <w:rFonts w:hint="eastAsia"/>
-        </w:rPr>
       </w:pPr>
       <w:r>
         <w:rPr>
@@ -2024,9 +1874,6 @@
           <w:numId w:val="3"/>
         </w:numPr>
         <w:ind w:firstLineChars="0"/>
-        <w:rPr>
-          <w:rFonts w:hint="eastAsia"/>
-        </w:rPr>
       </w:pPr>
       <w:r>
         <w:rPr>
@@ -2039,9 +1886,6 @@
       <w:pPr>
         <w:pStyle w:val="ListParagraph"/>
         <w:ind w:left="835" w:firstLineChars="0" w:firstLine="0"/>
-        <w:rPr>
-          <w:rFonts w:hint="eastAsia"/>
-        </w:rPr>
       </w:pPr>
       <w:r>
         <w:rPr>
@@ -2058,9 +1902,6 @@
           <w:numId w:val="3"/>
         </w:numPr>
         <w:ind w:firstLineChars="0"/>
-        <w:rPr>
-          <w:rFonts w:hint="eastAsia"/>
-        </w:rPr>
       </w:pPr>
       <w:r>
         <w:rPr>
@@ -2073,9 +1914,6 @@
       <w:pPr>
         <w:pStyle w:val="ListParagraph"/>
         <w:ind w:left="835" w:firstLineChars="0" w:firstLine="0"/>
-        <w:rPr>
-          <w:rFonts w:hint="eastAsia"/>
-        </w:rPr>
       </w:pPr>
       <w:r>
         <w:rPr>
@@ -2112,9 +1950,6 @@
           <w:numId w:val="3"/>
         </w:numPr>
         <w:ind w:firstLineChars="0"/>
-        <w:rPr>
-          <w:rFonts w:hint="eastAsia"/>
-        </w:rPr>
       </w:pPr>
       <w:r>
         <w:rPr>
@@ -2127,9 +1962,6 @@
       <w:pPr>
         <w:pStyle w:val="ListParagraph"/>
         <w:ind w:left="835" w:firstLineChars="0" w:firstLine="0"/>
-        <w:rPr>
-          <w:rFonts w:hint="eastAsia"/>
-        </w:rPr>
       </w:pPr>
       <w:r>
         <w:rPr>
@@ -2207,13 +2039,7 @@
         <w:t>”。</w:t>
       </w:r>
     </w:p>
-    <w:p>
-      <w:pPr>
-        <w:rPr>
-          <w:rFonts w:hint="eastAsia"/>
-        </w:rPr>
-      </w:pPr>
-    </w:p>
+    <w:p/>
     <w:p>
       <w:pPr>
         <w:pStyle w:val="ListParagraph"/>
@@ -2222,9 +2048,6 @@
           <w:numId w:val="5"/>
         </w:numPr>
         <w:ind w:firstLineChars="0"/>
-        <w:rPr>
-          <w:rFonts w:hint="eastAsia"/>
-        </w:rPr>
       </w:pPr>
       <w:r>
         <w:rPr>
@@ -2243,7 +2066,6 @@
     <w:p>
       <w:pPr>
         <w:rPr>
-          <w:rFonts w:hint="eastAsia"/>
           <w:b/>
           <w:color w:val="C00000"/>
         </w:rPr>
@@ -2356,7 +2178,6 @@
     <w:p>
       <w:pPr>
         <w:rPr>
-          <w:rFonts w:hint="eastAsia"/>
           <w:color w:val="C00000"/>
         </w:rPr>
       </w:pPr>
@@ -2439,9 +2260,6 @@
           <w:numId w:val="3"/>
         </w:numPr>
         <w:ind w:firstLineChars="0"/>
-        <w:rPr>
-          <w:rFonts w:hint="eastAsia"/>
-        </w:rPr>
       </w:pPr>
       <w:r>
         <w:rPr>
@@ -2454,9 +2272,6 @@
       <w:pPr>
         <w:pStyle w:val="ListParagraph"/>
         <w:ind w:left="835" w:firstLineChars="0" w:firstLine="0"/>
-        <w:rPr>
-          <w:rFonts w:hint="eastAsia"/>
-        </w:rPr>
       </w:pPr>
       <w:r>
         <w:rPr>
@@ -2493,9 +2308,6 @@
       <w:pPr>
         <w:pStyle w:val="ListParagraph"/>
         <w:ind w:left="835" w:firstLineChars="0" w:firstLine="0"/>
-        <w:rPr>
-          <w:rFonts w:hint="eastAsia"/>
-        </w:rPr>
       </w:pPr>
       <w:r>
         <w:rPr>
@@ -2604,9 +2416,6 @@
           <w:numId w:val="3"/>
         </w:numPr>
         <w:ind w:firstLineChars="0"/>
-        <w:rPr>
-          <w:rFonts w:hint="eastAsia"/>
-        </w:rPr>
       </w:pPr>
       <w:r>
         <w:rPr>
@@ -2619,9 +2428,6 @@
       <w:pPr>
         <w:pStyle w:val="ListParagraph"/>
         <w:ind w:left="835" w:firstLineChars="0" w:firstLine="0"/>
-        <w:rPr>
-          <w:rFonts w:hint="eastAsia"/>
-        </w:rPr>
       </w:pPr>
       <w:r>
         <w:rPr>
@@ -2663,9 +2469,6 @@
           <w:numId w:val="3"/>
         </w:numPr>
         <w:ind w:firstLineChars="0"/>
-        <w:rPr>
-          <w:rFonts w:hint="eastAsia"/>
-        </w:rPr>
       </w:pPr>
       <w:r>
         <w:rPr>
@@ -2678,9 +2481,6 @@
       <w:pPr>
         <w:pStyle w:val="ListParagraph"/>
         <w:ind w:left="835" w:firstLineChars="0" w:firstLine="0"/>
-        <w:rPr>
-          <w:rFonts w:hint="eastAsia"/>
-        </w:rPr>
       </w:pPr>
       <w:r>
         <w:rPr>
@@ -2721,9 +2521,6 @@
           <w:numId w:val="3"/>
         </w:numPr>
         <w:ind w:firstLineChars="0"/>
-        <w:rPr>
-          <w:rFonts w:hint="eastAsia"/>
-        </w:rPr>
       </w:pPr>
       <w:r>
         <w:rPr>
@@ -2736,9 +2533,6 @@
       <w:pPr>
         <w:pStyle w:val="ListParagraph"/>
         <w:ind w:left="835" w:firstLineChars="0" w:firstLine="0"/>
-        <w:rPr>
-          <w:rFonts w:hint="eastAsia"/>
-        </w:rPr>
       </w:pPr>
       <w:r>
         <w:rPr>
@@ -2755,9 +2549,6 @@
           <w:numId w:val="3"/>
         </w:numPr>
         <w:ind w:firstLineChars="0"/>
-        <w:rPr>
-          <w:rFonts w:hint="eastAsia"/>
-        </w:rPr>
       </w:pPr>
       <w:r>
         <w:rPr>
@@ -2770,9 +2561,6 @@
       <w:pPr>
         <w:pStyle w:val="ListParagraph"/>
         <w:ind w:left="835" w:firstLineChars="0" w:firstLine="0"/>
-        <w:rPr>
-          <w:rFonts w:hint="eastAsia"/>
-        </w:rPr>
       </w:pPr>
       <w:r>
         <w:rPr>
@@ -2785,9 +2573,6 @@
       <w:pPr>
         <w:pStyle w:val="ListParagraph"/>
         <w:ind w:left="835" w:firstLineChars="0" w:firstLine="0"/>
-        <w:rPr>
-          <w:rFonts w:hint="eastAsia"/>
-        </w:rPr>
       </w:pPr>
       <w:r>
         <w:rPr>
@@ -2818,19 +2603,8 @@
         <w:t>”。</w:t>
       </w:r>
     </w:p>
-    <w:p>
-      <w:pPr>
-        <w:rPr>
-          <w:rFonts w:hint="eastAsia"/>
-        </w:rPr>
-      </w:pPr>
-    </w:p>
-    <w:p>
-      <w:pPr>
-        <w:rPr>
-          <w:rFonts w:hint="eastAsia"/>
-        </w:rPr>
-      </w:pPr>
+    <w:p/>
+    <w:p>
       <w:r>
         <w:rPr>
           <w:rFonts w:hint="eastAsia"/>
@@ -2936,19 +2710,8 @@
         <w:t>”两种启止符。</w:t>
       </w:r>
     </w:p>
-    <w:p>
-      <w:pPr>
-        <w:rPr>
-          <w:rFonts w:hint="eastAsia"/>
-        </w:rPr>
-      </w:pPr>
-    </w:p>
-    <w:p>
-      <w:pPr>
-        <w:rPr>
-          <w:rFonts w:hint="eastAsia"/>
-        </w:rPr>
-      </w:pPr>
+    <w:p/>
+    <w:p>
       <w:r>
         <w:rPr>
           <w:rFonts w:hint="eastAsia"/>
@@ -2968,13 +2731,7 @@
         <w:t>”后的第一个单词首字母需以“大写”开头。</w:t>
       </w:r>
     </w:p>
-    <w:p>
-      <w:pPr>
-        <w:rPr>
-          <w:rFonts w:hint="eastAsia"/>
-        </w:rPr>
-      </w:pPr>
-    </w:p>
+    <w:p/>
     <w:p>
       <w:pPr>
         <w:pStyle w:val="ListParagraph"/>
@@ -2983,9 +2740,6 @@
           <w:numId w:val="4"/>
         </w:numPr>
         <w:ind w:firstLineChars="0"/>
-        <w:rPr>
-          <w:rFonts w:hint="eastAsia"/>
-        </w:rPr>
       </w:pPr>
       <w:r>
         <w:rPr>
@@ -3002,11 +2756,6 @@
       </w:r>
     </w:p>
     <w:p>
-      <w:pPr>
-        <w:rPr>
-          <w:rFonts w:hint="eastAsia"/>
-        </w:rPr>
-      </w:pPr>
       <w:r>
         <w:rPr>
           <w:rFonts w:hint="eastAsia"/>
@@ -3035,7 +2784,6 @@
     <w:p>
       <w:pPr>
         <w:rPr>
-          <w:rFonts w:hint="eastAsia"/>
           <w:i/>
           <w:color w:val="000099"/>
         </w:rPr>
@@ -3080,7 +2828,6 @@
     <w:p>
       <w:pPr>
         <w:rPr>
-          <w:rFonts w:hint="eastAsia"/>
           <w:i/>
           <w:color w:val="000099"/>
         </w:rPr>
@@ -3097,7 +2844,6 @@
     <w:p>
       <w:pPr>
         <w:rPr>
-          <w:rFonts w:hint="eastAsia"/>
           <w:i/>
           <w:color w:val="000099"/>
         </w:rPr>
@@ -3150,7 +2896,6 @@
     <w:p>
       <w:pPr>
         <w:rPr>
-          <w:rFonts w:hint="eastAsia"/>
           <w:i/>
           <w:color w:val="000099"/>
         </w:rPr>
@@ -3167,7 +2912,6 @@
     <w:p>
       <w:pPr>
         <w:rPr>
-          <w:rFonts w:hint="eastAsia"/>
           <w:i/>
           <w:color w:val="C00000"/>
         </w:rPr>
@@ -3208,7 +2952,6 @@
     <w:p>
       <w:pPr>
         <w:rPr>
-          <w:rFonts w:hint="eastAsia"/>
           <w:i/>
           <w:color w:val="000099"/>
         </w:rPr>
@@ -3243,7 +2986,6 @@
     <w:p>
       <w:pPr>
         <w:rPr>
-          <w:rFonts w:hint="eastAsia"/>
           <w:i/>
           <w:color w:val="000099"/>
         </w:rPr>
@@ -3260,7 +3002,6 @@
     <w:p>
       <w:pPr>
         <w:rPr>
-          <w:rFonts w:hint="eastAsia"/>
           <w:i/>
           <w:color w:val="000099"/>
         </w:rPr>
@@ -3277,7 +3018,6 @@
     <w:p>
       <w:pPr>
         <w:rPr>
-          <w:rFonts w:hint="eastAsia"/>
           <w:i/>
           <w:color w:val="000099"/>
         </w:rPr>
@@ -3292,11 +3032,6 @@
       </w:r>
     </w:p>
     <w:p>
-      <w:pPr>
-        <w:rPr>
-          <w:rFonts w:hint="eastAsia"/>
-        </w:rPr>
-      </w:pPr>
       <w:r>
         <w:rPr>
           <w:rFonts w:hint="eastAsia"/>
@@ -3305,11 +3040,6 @@
       </w:r>
     </w:p>
     <w:p>
-      <w:pPr>
-        <w:rPr>
-          <w:rFonts w:hint="eastAsia"/>
-        </w:rPr>
-      </w:pPr>
       <w:r>
         <w:rPr>
           <w:rFonts w:hint="eastAsia"/>
@@ -3317,13 +3047,7 @@
         <w:t>对于频繁调用且频繁发生的错误，不打印诊断日志，也交由上层业务逻辑进行打印。</w:t>
       </w:r>
     </w:p>
-    <w:p>
-      <w:pPr>
-        <w:rPr>
-          <w:rFonts w:hint="eastAsia"/>
-        </w:rPr>
-      </w:pPr>
-    </w:p>
+    <w:p/>
     <w:p>
       <w:pPr>
         <w:pStyle w:val="Heading2"/>
@@ -3332,7 +3056,6 @@
           <w:numId w:val="2"/>
         </w:numPr>
         <w:rPr>
-          <w:rFonts w:hint="eastAsia"/>
           <w:sz w:val="28"/>
           <w:szCs w:val="28"/>
         </w:rPr>
@@ -3349,11 +3072,6 @@
       <w:bookmarkEnd w:id="5"/>
     </w:p>
     <w:p>
-      <w:pPr>
-        <w:rPr>
-          <w:rFonts w:hint="eastAsia"/>
-        </w:rPr>
-      </w:pPr>
       <w:r>
         <w:rPr>
           <w:rFonts w:hint="eastAsia"/>
@@ -3379,19 +3097,8 @@
         <w:t>”等。</w:t>
       </w:r>
     </w:p>
-    <w:p>
-      <w:pPr>
-        <w:rPr>
-          <w:rFonts w:hint="eastAsia"/>
-        </w:rPr>
-      </w:pPr>
-    </w:p>
-    <w:p>
-      <w:pPr>
-        <w:rPr>
-          <w:rFonts w:hint="eastAsia"/>
-        </w:rPr>
-      </w:pPr>
+    <w:p/>
+    <w:p>
       <w:r>
         <w:rPr>
           <w:rFonts w:hint="eastAsia"/>
@@ -3475,7 +3182,6 @@
     <w:p>
       <w:pPr>
         <w:rPr>
-          <w:rFonts w:hint="eastAsia"/>
           <w:i/>
           <w:color w:val="000099"/>
         </w:rPr>
@@ -3492,7 +3198,6 @@
     <w:p>
       <w:pPr>
         <w:rPr>
-          <w:rFonts w:hint="eastAsia"/>
           <w:i/>
           <w:color w:val="000099"/>
         </w:rPr>
@@ -3509,7 +3214,6 @@
     <w:p>
       <w:pPr>
         <w:rPr>
-          <w:rFonts w:hint="eastAsia"/>
           <w:i/>
           <w:color w:val="000099"/>
         </w:rPr>
@@ -3541,7 +3245,6 @@
     <w:p>
       <w:pPr>
         <w:rPr>
-          <w:rFonts w:hint="eastAsia"/>
           <w:i/>
           <w:color w:val="000099"/>
         </w:rPr>
@@ -3573,7 +3276,6 @@
     <w:p>
       <w:pPr>
         <w:rPr>
-          <w:rFonts w:hint="eastAsia"/>
           <w:i/>
           <w:color w:val="000099"/>
         </w:rPr>
@@ -3595,9 +3297,6 @@
           <w:numId w:val="3"/>
         </w:numPr>
         <w:ind w:firstLineChars="0"/>
-        <w:rPr>
-          <w:rFonts w:hint="eastAsia"/>
-        </w:rPr>
       </w:pPr>
       <w:r>
         <w:rPr>
@@ -3610,9 +3309,6 @@
       <w:pPr>
         <w:pStyle w:val="ListParagraph"/>
         <w:ind w:left="835" w:firstLineChars="0" w:firstLine="0"/>
-        <w:rPr>
-          <w:rFonts w:hint="eastAsia"/>
-        </w:rPr>
       </w:pPr>
       <w:r>
         <w:rPr>
@@ -3641,9 +3337,6 @@
           <w:numId w:val="3"/>
         </w:numPr>
         <w:ind w:firstLineChars="0"/>
-        <w:rPr>
-          <w:rFonts w:hint="eastAsia"/>
-        </w:rPr>
       </w:pPr>
       <w:r>
         <w:rPr>
@@ -3656,9 +3349,6 @@
       <w:pPr>
         <w:pStyle w:val="ListParagraph"/>
         <w:ind w:left="835" w:firstLineChars="0" w:firstLine="0"/>
-        <w:rPr>
-          <w:rFonts w:hint="eastAsia"/>
-        </w:rPr>
       </w:pPr>
       <w:r>
         <w:rPr>
@@ -3687,9 +3377,6 @@
           <w:numId w:val="3"/>
         </w:numPr>
         <w:ind w:firstLineChars="0"/>
-        <w:rPr>
-          <w:rFonts w:hint="eastAsia"/>
-        </w:rPr>
       </w:pPr>
       <w:r>
         <w:rPr>
@@ -3702,9 +3389,6 @@
       <w:pPr>
         <w:pStyle w:val="ListParagraph"/>
         <w:ind w:left="835" w:firstLineChars="0" w:firstLine="0"/>
-        <w:rPr>
-          <w:rFonts w:hint="eastAsia"/>
-        </w:rPr>
       </w:pPr>
       <w:r>
         <w:rPr>
@@ -3713,19 +3397,8 @@
         <w:t>错误的详细信息，要求为该错误产生的最直接原因，其描述中不需要包含错误码。</w:t>
       </w:r>
     </w:p>
-    <w:p>
-      <w:pPr>
-        <w:rPr>
-          <w:rFonts w:hint="eastAsia"/>
-        </w:rPr>
-      </w:pPr>
-    </w:p>
-    <w:p>
-      <w:pPr>
-        <w:rPr>
-          <w:rFonts w:hint="eastAsia"/>
-        </w:rPr>
-      </w:pPr>
+    <w:p/>
+    <w:p>
       <w:r>
         <w:rPr>
           <w:rFonts w:hint="eastAsia"/>
@@ -3733,13 +3406,7 @@
         <w:t>具体的错误可以增加其它字段，但不能与上述字段冲突。</w:t>
       </w:r>
     </w:p>
-    <w:p>
-      <w:pPr>
-        <w:rPr>
-          <w:rFonts w:hint="eastAsia"/>
-        </w:rPr>
-      </w:pPr>
-    </w:p>
+    <w:p/>
     <w:p>
       <w:pPr>
         <w:pStyle w:val="ListParagraph"/>
@@ -3749,7 +3416,6 @@
         </w:numPr>
         <w:ind w:firstLineChars="0"/>
         <w:rPr>
-          <w:rFonts w:hint="eastAsia"/>
           <w:b/>
         </w:rPr>
       </w:pPr>
@@ -3762,11 +3428,6 @@
       </w:r>
     </w:p>
     <w:p>
-      <w:pPr>
-        <w:rPr>
-          <w:rFonts w:hint="eastAsia"/>
-        </w:rPr>
-      </w:pPr>
       <w:r>
         <w:rPr>
           <w:rFonts w:hint="eastAsia"/>
@@ -3789,7 +3450,6 @@
     <w:p>
       <w:pPr>
         <w:rPr>
-          <w:rFonts w:hint="eastAsia"/>
           <w:i/>
           <w:color w:val="000099"/>
         </w:rPr>
@@ -3806,7 +3466,6 @@
     <w:p>
       <w:pPr>
         <w:rPr>
-          <w:rFonts w:hint="eastAsia"/>
           <w:i/>
           <w:color w:val="000099"/>
         </w:rPr>
@@ -3839,7 +3498,6 @@
     <w:p>
       <w:pPr>
         <w:rPr>
-          <w:rFonts w:hint="eastAsia"/>
           <w:i/>
           <w:color w:val="C00000"/>
         </w:rPr>
@@ -3864,7 +3522,6 @@
     <w:p>
       <w:pPr>
         <w:rPr>
-          <w:rFonts w:hint="eastAsia"/>
           <w:i/>
           <w:color w:val="000099"/>
         </w:rPr>
@@ -3879,11 +3536,6 @@
       </w:r>
     </w:p>
     <w:p>
-      <w:pPr>
-        <w:rPr>
-          <w:rFonts w:hint="eastAsia"/>
-        </w:rPr>
-      </w:pPr>
       <w:r>
         <w:rPr>
           <w:rFonts w:hint="eastAsia"/>
@@ -3900,7 +3552,6 @@
     <w:p>
       <w:pPr>
         <w:rPr>
-          <w:rFonts w:hint="eastAsia"/>
           <w:i/>
           <w:color w:val="000099"/>
         </w:rPr>
@@ -3917,7 +3568,6 @@
     <w:p>
       <w:pPr>
         <w:rPr>
-          <w:rFonts w:hint="eastAsia"/>
           <w:i/>
           <w:color w:val="000099"/>
         </w:rPr>
@@ -3934,7 +3584,6 @@
     <w:p>
       <w:pPr>
         <w:rPr>
-          <w:rFonts w:hint="eastAsia"/>
           <w:i/>
           <w:color w:val="000099"/>
         </w:rPr>
@@ -3969,7 +3618,6 @@
     <w:p>
       <w:pPr>
         <w:rPr>
-          <w:rFonts w:hint="eastAsia"/>
           <w:i/>
           <w:color w:val="000099"/>
         </w:rPr>
@@ -4004,7 +3652,6 @@
     <w:p>
       <w:pPr>
         <w:rPr>
-          <w:rFonts w:hint="eastAsia"/>
           <w:i/>
           <w:color w:val="000099"/>
         </w:rPr>
@@ -4039,7 +3686,6 @@
     <w:p>
       <w:pPr>
         <w:rPr>
-          <w:rFonts w:hint="eastAsia"/>
           <w:i/>
           <w:color w:val="000099"/>
         </w:rPr>
@@ -4082,7 +3728,6 @@
     <w:p>
       <w:pPr>
         <w:rPr>
-          <w:rFonts w:hint="eastAsia"/>
           <w:i/>
           <w:color w:val="000099"/>
         </w:rPr>
@@ -4104,9 +3749,6 @@
           <w:numId w:val="3"/>
         </w:numPr>
         <w:ind w:firstLineChars="0"/>
-        <w:rPr>
-          <w:rFonts w:hint="eastAsia"/>
-        </w:rPr>
       </w:pPr>
       <w:r>
         <w:rPr>
@@ -4119,9 +3761,6 @@
       <w:pPr>
         <w:pStyle w:val="ListParagraph"/>
         <w:ind w:left="835" w:firstLineChars="0" w:firstLine="0"/>
-        <w:rPr>
-          <w:rFonts w:hint="eastAsia"/>
-        </w:rPr>
       </w:pPr>
       <w:r>
         <w:rPr>
@@ -4178,9 +3817,6 @@
           <w:numId w:val="3"/>
         </w:numPr>
         <w:ind w:firstLineChars="0"/>
-        <w:rPr>
-          <w:rFonts w:hint="eastAsia"/>
-        </w:rPr>
       </w:pPr>
       <w:proofErr w:type="spellStart"/>
       <w:r>
@@ -4195,9 +3831,6 @@
       <w:pPr>
         <w:pStyle w:val="ListParagraph"/>
         <w:ind w:left="835" w:firstLineChars="0" w:firstLine="0"/>
-        <w:rPr>
-          <w:rFonts w:hint="eastAsia"/>
-        </w:rPr>
       </w:pPr>
       <w:r>
         <w:rPr>
@@ -4214,9 +3847,6 @@
           <w:numId w:val="3"/>
         </w:numPr>
         <w:ind w:firstLineChars="0"/>
-        <w:rPr>
-          <w:rFonts w:hint="eastAsia"/>
-        </w:rPr>
       </w:pPr>
       <w:proofErr w:type="spellStart"/>
       <w:r>
@@ -4231,9 +3861,6 @@
       <w:pPr>
         <w:pStyle w:val="ListParagraph"/>
         <w:ind w:left="835" w:firstLineChars="0" w:firstLine="0"/>
-        <w:rPr>
-          <w:rFonts w:hint="eastAsia"/>
-        </w:rPr>
       </w:pPr>
       <w:r>
         <w:rPr>
@@ -4256,9 +3883,6 @@
           <w:numId w:val="3"/>
         </w:numPr>
         <w:ind w:firstLineChars="0"/>
-        <w:rPr>
-          <w:rFonts w:hint="eastAsia"/>
-        </w:rPr>
       </w:pPr>
       <w:proofErr w:type="spellStart"/>
       <w:r>
@@ -4273,9 +3897,6 @@
       <w:pPr>
         <w:pStyle w:val="ListParagraph"/>
         <w:ind w:left="835" w:firstLineChars="0" w:firstLine="0"/>
-        <w:rPr>
-          <w:rFonts w:hint="eastAsia"/>
-        </w:rPr>
       </w:pPr>
       <w:r>
         <w:rPr>
@@ -4298,9 +3919,6 @@
           <w:numId w:val="3"/>
         </w:numPr>
         <w:ind w:firstLineChars="0"/>
-        <w:rPr>
-          <w:rFonts w:hint="eastAsia"/>
-        </w:rPr>
       </w:pPr>
       <w:proofErr w:type="spellStart"/>
       <w:r>
@@ -4315,9 +3933,6 @@
       <w:pPr>
         <w:pStyle w:val="ListParagraph"/>
         <w:ind w:left="835" w:firstLineChars="0" w:firstLine="0"/>
-        <w:rPr>
-          <w:rFonts w:hint="eastAsia"/>
-        </w:rPr>
       </w:pPr>
       <w:r>
         <w:rPr>
@@ -4332,19 +3947,8 @@
         <w:t>BSON</w:t>
       </w:r>
     </w:p>
-    <w:p>
-      <w:pPr>
-        <w:rPr>
-          <w:rFonts w:hint="eastAsia"/>
-        </w:rPr>
-      </w:pPr>
-    </w:p>
-    <w:p>
-      <w:pPr>
-        <w:rPr>
-          <w:rFonts w:hint="eastAsia"/>
-        </w:rPr>
-      </w:pPr>
+    <w:p/>
+    <w:p>
       <w:r>
         <w:rPr>
           <w:rFonts w:hint="eastAsia"/>
@@ -4355,7 +3959,6 @@
     <w:p>
       <w:pPr>
         <w:rPr>
-          <w:rFonts w:hint="eastAsia"/>
           <w:i/>
           <w:color w:val="000099"/>
         </w:rPr>
@@ -4372,7 +3975,6 @@
     <w:p>
       <w:pPr>
         <w:rPr>
-          <w:rFonts w:hint="eastAsia"/>
           <w:i/>
           <w:color w:val="000099"/>
         </w:rPr>
@@ -4407,7 +4009,6 @@
     <w:p>
       <w:pPr>
         <w:rPr>
-          <w:rFonts w:hint="eastAsia"/>
           <w:i/>
           <w:color w:val="000099"/>
         </w:rPr>
@@ -4473,7 +4074,6 @@
     <w:p>
       <w:pPr>
         <w:rPr>
-          <w:rFonts w:hint="eastAsia"/>
           <w:i/>
           <w:color w:val="000099"/>
         </w:rPr>
@@ -4523,7 +4123,6 @@
     <w:p>
       <w:pPr>
         <w:rPr>
-          <w:rFonts w:hint="eastAsia"/>
           <w:i/>
           <w:color w:val="000099"/>
         </w:rPr>
@@ -4550,7 +4149,6 @@
     <w:p>
       <w:pPr>
         <w:rPr>
-          <w:rFonts w:hint="eastAsia"/>
           <w:i/>
           <w:color w:val="000099"/>
         </w:rPr>
@@ -4575,7 +4173,6 @@
     <w:p>
       <w:pPr>
         <w:rPr>
-          <w:rFonts w:hint="eastAsia"/>
           <w:i/>
           <w:color w:val="000099"/>
         </w:rPr>
@@ -4632,7 +4229,6 @@
     <w:p>
       <w:pPr>
         <w:rPr>
-          <w:rFonts w:hint="eastAsia"/>
           <w:i/>
           <w:color w:val="000099"/>
         </w:rPr>
@@ -4697,7 +4293,6 @@
     <w:p>
       <w:pPr>
         <w:rPr>
-          <w:rFonts w:hint="eastAsia"/>
           <w:i/>
           <w:color w:val="000099"/>
         </w:rPr>
@@ -4732,7 +4327,6 @@
     <w:p>
       <w:pPr>
         <w:rPr>
-          <w:rFonts w:hint="eastAsia"/>
           <w:i/>
           <w:color w:val="000099"/>
         </w:rPr>
@@ -4767,7 +4361,6 @@
     <w:p>
       <w:pPr>
         <w:rPr>
-          <w:rFonts w:hint="eastAsia"/>
           <w:i/>
           <w:color w:val="000099"/>
         </w:rPr>
@@ -4802,7 +4395,6 @@
     <w:p>
       <w:pPr>
         <w:rPr>
-          <w:rFonts w:hint="eastAsia"/>
           <w:i/>
           <w:color w:val="000099"/>
         </w:rPr>
@@ -4827,7 +4419,6 @@
     <w:p>
       <w:pPr>
         <w:rPr>
-          <w:rFonts w:hint="eastAsia"/>
           <w:i/>
           <w:color w:val="000099"/>
         </w:rPr>
@@ -4862,7 +4453,6 @@
     <w:p>
       <w:pPr>
         <w:rPr>
-          <w:rFonts w:hint="eastAsia"/>
           <w:i/>
           <w:color w:val="000099"/>
         </w:rPr>
@@ -4927,7 +4517,6 @@
     <w:p>
       <w:pPr>
         <w:rPr>
-          <w:rFonts w:hint="eastAsia"/>
           <w:i/>
           <w:color w:val="000099"/>
         </w:rPr>
@@ -4984,7 +4573,6 @@
     <w:p>
       <w:pPr>
         <w:rPr>
-          <w:rFonts w:hint="eastAsia"/>
           <w:i/>
           <w:color w:val="000099"/>
         </w:rPr>
@@ -5009,7 +4597,6 @@
     <w:p>
       <w:pPr>
         <w:rPr>
-          <w:rFonts w:hint="eastAsia"/>
           <w:i/>
           <w:color w:val="000099"/>
         </w:rPr>
@@ -5026,7 +4613,6 @@
     <w:p>
       <w:pPr>
         <w:rPr>
-          <w:rFonts w:hint="eastAsia"/>
           <w:i/>
           <w:color w:val="000099"/>
         </w:rPr>
@@ -5043,7 +4629,6 @@
     <w:p>
       <w:pPr>
         <w:rPr>
-          <w:rFonts w:hint="eastAsia"/>
           <w:i/>
           <w:color w:val="000099"/>
         </w:rPr>
@@ -5057,13 +4642,7 @@
         <w:t>}</w:t>
       </w:r>
     </w:p>
-    <w:p>
-      <w:pPr>
-        <w:rPr>
-          <w:rFonts w:hint="eastAsia"/>
-        </w:rPr>
-      </w:pPr>
-    </w:p>
+    <w:p/>
     <w:p>
       <w:pPr>
         <w:pStyle w:val="Heading1"/>
@@ -5072,7 +4651,6 @@
           <w:numId w:val="1"/>
         </w:numPr>
         <w:rPr>
-          <w:rFonts w:hint="eastAsia"/>
           <w:sz w:val="32"/>
           <w:szCs w:val="32"/>
         </w:rPr>
@@ -5096,7 +4674,6 @@
           <w:numId w:val="6"/>
         </w:numPr>
         <w:rPr>
-          <w:rFonts w:hint="eastAsia"/>
           <w:sz w:val="28"/>
           <w:szCs w:val="28"/>
         </w:rPr>
@@ -5120,9 +4697,6 @@
           <w:numId w:val="3"/>
         </w:numPr>
         <w:ind w:firstLineChars="0"/>
-        <w:rPr>
-          <w:rFonts w:hint="eastAsia"/>
-        </w:rPr>
       </w:pPr>
       <w:r>
         <w:rPr>
@@ -5136,9 +4710,6 @@
       <w:pPr>
         <w:pStyle w:val="ListParagraph"/>
         <w:ind w:left="835" w:firstLineChars="0" w:firstLine="0"/>
-        <w:rPr>
-          <w:rFonts w:hint="eastAsia"/>
-        </w:rPr>
       </w:pPr>
       <w:r>
         <w:rPr>
@@ -5151,9 +4722,6 @@
       <w:pPr>
         <w:pStyle w:val="ListParagraph"/>
         <w:ind w:left="835" w:firstLineChars="0" w:firstLine="0"/>
-        <w:rPr>
-          <w:rFonts w:hint="eastAsia"/>
-        </w:rPr>
       </w:pPr>
     </w:p>
     <w:p>
@@ -5164,9 +4732,6 @@
           <w:numId w:val="3"/>
         </w:numPr>
         <w:ind w:firstLineChars="0"/>
-        <w:rPr>
-          <w:rFonts w:hint="eastAsia"/>
-        </w:rPr>
       </w:pPr>
       <w:r>
         <w:rPr>
@@ -5180,9 +4745,6 @@
       <w:pPr>
         <w:pStyle w:val="ListParagraph"/>
         <w:ind w:left="835" w:firstLineChars="0" w:firstLine="0"/>
-        <w:rPr>
-          <w:rFonts w:hint="eastAsia"/>
-        </w:rPr>
       </w:pPr>
       <w:r>
         <w:rPr>
@@ -5201,9 +4763,6 @@
       <w:pPr>
         <w:pStyle w:val="ListParagraph"/>
         <w:ind w:left="835" w:firstLineChars="0" w:firstLine="0"/>
-        <w:rPr>
-          <w:rFonts w:hint="eastAsia"/>
-        </w:rPr>
       </w:pPr>
     </w:p>
     <w:p>
@@ -5215,7 +4774,6 @@
         </w:numPr>
         <w:ind w:firstLineChars="0"/>
         <w:rPr>
-          <w:rFonts w:hint="eastAsia"/>
           <w:b/>
         </w:rPr>
       </w:pPr>
@@ -5235,9 +4793,6 @@
           <w:numId w:val="7"/>
         </w:numPr>
         <w:ind w:firstLineChars="0"/>
-        <w:rPr>
-          <w:rFonts w:hint="eastAsia"/>
-        </w:rPr>
       </w:pPr>
       <w:r>
         <w:rPr>
@@ -5298,9 +4853,6 @@
           <w:numId w:val="7"/>
         </w:numPr>
         <w:ind w:firstLineChars="0"/>
-        <w:rPr>
-          <w:rFonts w:hint="eastAsia"/>
-        </w:rPr>
       </w:pPr>
       <w:r>
         <w:rPr>
@@ -5317,9 +4869,6 @@
           <w:numId w:val="7"/>
         </w:numPr>
         <w:ind w:firstLineChars="0"/>
-        <w:rPr>
-          <w:rFonts w:hint="eastAsia"/>
-        </w:rPr>
       </w:pPr>
       <w:r>
         <w:rPr>
@@ -5374,9 +4923,6 @@
           <w:numId w:val="7"/>
         </w:numPr>
         <w:ind w:firstLineChars="0"/>
-        <w:rPr>
-          <w:rFonts w:hint="eastAsia"/>
-        </w:rPr>
       </w:pPr>
       <w:r>
         <w:rPr>
@@ -5435,9 +4981,6 @@
           <w:numId w:val="7"/>
         </w:numPr>
         <w:ind w:firstLineChars="0"/>
-        <w:rPr>
-          <w:rFonts w:hint="eastAsia"/>
-        </w:rPr>
       </w:pPr>
       <w:r>
         <w:rPr>
@@ -5482,17 +5025,11 @@
     <w:p>
       <w:pPr>
         <w:ind w:left="835"/>
-        <w:rPr>
-          <w:rFonts w:hint="eastAsia"/>
-        </w:rPr>
       </w:pPr>
     </w:p>
     <w:p>
       <w:pPr>
         <w:ind w:left="835"/>
-        <w:rPr>
-          <w:rFonts w:hint="eastAsia"/>
-        </w:rPr>
       </w:pPr>
       <w:r>
         <w:rPr>
@@ -5539,13 +5076,7 @@
         <w:t>。</w:t>
       </w:r>
     </w:p>
-    <w:p>
-      <w:pPr>
-        <w:rPr>
-          <w:rFonts w:hint="eastAsia"/>
-        </w:rPr>
-      </w:pPr>
-    </w:p>
+    <w:p/>
     <w:p>
       <w:pPr>
         <w:pStyle w:val="ListParagraph"/>
@@ -5555,7 +5086,6 @@
         </w:numPr>
         <w:ind w:firstLineChars="0"/>
         <w:rPr>
-          <w:rFonts w:hint="eastAsia"/>
           <w:b/>
         </w:rPr>
       </w:pPr>
@@ -5571,9 +5101,6 @@
       <w:pPr>
         <w:pStyle w:val="ListParagraph"/>
         <w:ind w:left="835" w:firstLineChars="0" w:firstLine="0"/>
-        <w:rPr>
-          <w:rFonts w:hint="eastAsia"/>
-        </w:rPr>
       </w:pPr>
       <w:r>
         <w:rPr>
@@ -5626,7 +5153,6 @@
           <w:numId w:val="6"/>
         </w:numPr>
         <w:rPr>
-          <w:rFonts w:hint="eastAsia"/>
           <w:sz w:val="28"/>
           <w:szCs w:val="28"/>
         </w:rPr>
@@ -5651,7 +5177,6 @@
         </w:numPr>
         <w:ind w:firstLineChars="0"/>
         <w:rPr>
-          <w:rFonts w:hint="eastAsia"/>
           <w:b/>
         </w:rPr>
       </w:pPr>
@@ -5706,11 +5231,6 @@
       </w:r>
     </w:p>
     <w:p>
-      <w:pPr>
-        <w:rPr>
-          <w:rFonts w:hint="eastAsia"/>
-        </w:rPr>
-      </w:pPr>
       <w:r>
         <w:rPr>
           <w:rFonts w:hint="eastAsia"/>
@@ -5763,7 +5283,6 @@
     <w:p>
       <w:pPr>
         <w:rPr>
-          <w:rFonts w:hint="eastAsia"/>
           <w:color w:val="808080" w:themeColor="background1" w:themeShade="80"/>
         </w:rPr>
       </w:pPr>
@@ -5798,7 +5317,6 @@
         </w:numPr>
         <w:ind w:firstLineChars="0"/>
         <w:rPr>
-          <w:rFonts w:hint="eastAsia"/>
           <w:color w:val="808080" w:themeColor="background1" w:themeShade="80"/>
         </w:rPr>
       </w:pPr>
@@ -5862,6 +5380,7 @@
         </w:rPr>
         <w:t>函数中，当</w:t>
       </w:r>
+      <w:proofErr w:type="spellStart"/>
       <w:r>
         <w:rPr>
           <w:rFonts w:hint="eastAsia"/>
@@ -5869,6 +5388,7 @@
         </w:rPr>
         <w:t>MsgOpReply</w:t>
       </w:r>
+      <w:proofErr w:type="spellEnd"/>
       <w:r>
         <w:rPr>
           <w:rFonts w:hint="eastAsia"/>
@@ -5965,7 +5485,6 @@
         </w:numPr>
         <w:ind w:firstLineChars="0"/>
         <w:rPr>
-          <w:rFonts w:hint="eastAsia"/>
           <w:color w:val="808080" w:themeColor="background1" w:themeShade="80"/>
         </w:rPr>
       </w:pPr>
@@ -6065,13 +5584,7 @@
         <w:t>。</w:t>
       </w:r>
     </w:p>
-    <w:p>
-      <w:pPr>
-        <w:rPr>
-          <w:rFonts w:hint="eastAsia"/>
-        </w:rPr>
-      </w:pPr>
-    </w:p>
+    <w:p/>
     <w:p>
       <w:pPr>
         <w:pStyle w:val="ListParagraph"/>
@@ -6081,7 +5594,6 @@
         </w:numPr>
         <w:ind w:firstLineChars="0"/>
         <w:rPr>
-          <w:rFonts w:hint="eastAsia"/>
           <w:b/>
         </w:rPr>
       </w:pPr>
@@ -6124,54 +5636,71 @@
     <w:p>
       <w:pPr>
         <w:rPr>
-          <w:rFonts w:hint="eastAsia"/>
-        </w:rPr>
-      </w:pPr>
-      <w:r>
-        <w:rPr>
-          <w:rFonts w:hint="eastAsia"/>
+          <w:b/>
+          <w:color w:val="003399"/>
+        </w:rPr>
+      </w:pPr>
+      <w:r>
+        <w:rPr>
+          <w:rFonts w:hint="eastAsia"/>
+          <w:b/>
+          <w:color w:val="003399"/>
         </w:rPr>
         <w:t>通过引入线程局部变量的机制，在底层解码错误</w:t>
       </w:r>
       <w:r>
         <w:rPr>
           <w:rFonts w:hint="eastAsia"/>
+          <w:b/>
+          <w:color w:val="003399"/>
         </w:rPr>
         <w:t>BSON</w:t>
       </w:r>
       <w:r>
         <w:rPr>
           <w:rFonts w:hint="eastAsia"/>
+          <w:b/>
+          <w:color w:val="003399"/>
         </w:rPr>
         <w:t>时用线程局部变量进行存储，并提供全局函数进行获取和访问。在这种模型下，当</w:t>
       </w:r>
       <w:r>
         <w:rPr>
           <w:rFonts w:hint="eastAsia"/>
+          <w:b/>
+          <w:color w:val="003399"/>
         </w:rPr>
         <w:t>API</w:t>
       </w:r>
       <w:r>
         <w:rPr>
           <w:rFonts w:hint="eastAsia"/>
+          <w:b/>
+          <w:color w:val="003399"/>
         </w:rPr>
         <w:t>接口报错时，可以直接调用全局函数获取本线程的错误</w:t>
       </w:r>
       <w:r>
         <w:rPr>
           <w:rFonts w:hint="eastAsia"/>
+          <w:b/>
+          <w:color w:val="003399"/>
         </w:rPr>
         <w:t>BSON</w:t>
       </w:r>
       <w:r>
         <w:rPr>
           <w:rFonts w:hint="eastAsia"/>
+          <w:b/>
+          <w:color w:val="003399"/>
         </w:rPr>
         <w:t>，</w:t>
       </w:r>
       <w:r>
         <w:rPr>
           <w:rFonts w:hint="eastAsia"/>
+          <w:b/>
+          <w:color w:val="003399"/>
         </w:rPr>
         <w:t>并且能够支持线程安全。</w:t>
       </w:r>
@@ -6179,23 +5708,20 @@
     <w:p>
       <w:pPr>
         <w:rPr>
-          <w:rFonts w:hint="eastAsia"/>
-        </w:rPr>
-      </w:pPr>
-      <w:r>
-        <w:rPr>
-          <w:rFonts w:hint="eastAsia"/>
+          <w:b/>
+          <w:color w:val="003399"/>
+        </w:rPr>
+      </w:pPr>
+      <w:r>
+        <w:rPr>
+          <w:rFonts w:hint="eastAsia"/>
+          <w:b/>
+          <w:color w:val="003399"/>
         </w:rPr>
         <w:t>局部线程变量指针直接指向各对象的内存地址，在释放各对象时，需要清除指向自身的线程局部变量。</w:t>
       </w:r>
     </w:p>
-    <w:p>
-      <w:pPr>
-        <w:rPr>
-          <w:rFonts w:hint="eastAsia"/>
-        </w:rPr>
-      </w:pPr>
-    </w:p>
+    <w:p/>
     <w:p>
       <w:pPr>
         <w:pStyle w:val="ListParagraph"/>
@@ -6205,7 +5731,6 @@
         </w:numPr>
         <w:ind w:firstLineChars="0"/>
         <w:rPr>
-          <w:rFonts w:hint="eastAsia"/>
           <w:b/>
         </w:rPr>
       </w:pPr>
@@ -6253,11 +5778,6 @@
       </w:r>
     </w:p>
     <w:p>
-      <w:pPr>
-        <w:rPr>
-          <w:rFonts w:hint="eastAsia"/>
-        </w:rPr>
-      </w:pPr>
       <w:r>
         <w:rPr>
           <w:rFonts w:hint="eastAsia"/>
@@ -6295,6 +5815,54 @@
           <w:rFonts w:hint="eastAsia"/>
         </w:rPr>
       </w:pPr>
+    </w:p>
+    <w:p>
+      <w:pPr>
+        <w:rPr>
+          <w:rFonts w:hint="eastAsia"/>
+        </w:rPr>
+      </w:pPr>
+    </w:p>
+    <w:p>
+      <w:pPr>
+        <w:pStyle w:val="ListParagraph"/>
+        <w:numPr>
+          <w:ilvl w:val="0"/>
+          <w:numId w:val="8"/>
+        </w:numPr>
+        <w:ind w:firstLineChars="0"/>
+        <w:rPr>
+          <w:rFonts w:hint="eastAsia"/>
+          <w:b/>
+        </w:rPr>
+      </w:pPr>
+      <w:r>
+        <w:rPr>
+          <w:rFonts w:hint="eastAsia"/>
+          <w:b/>
+        </w:rPr>
+        <w:t>结论：</w:t>
+      </w:r>
+    </w:p>
+    <w:p>
+      <w:r>
+        <w:rPr>
+          <w:rFonts w:hint="eastAsia"/>
+        </w:rPr>
+        <w:t>目前采用“设计思路</w:t>
+      </w:r>
+      <w:r>
+        <w:rPr>
+          <w:rFonts w:hint="eastAsia"/>
+        </w:rPr>
+        <w:t>2</w:t>
+      </w:r>
+      <w:r>
+        <w:rPr>
+          <w:rFonts w:hint="eastAsia"/>
+        </w:rPr>
+        <w:t>”</w:t>
+      </w:r>
     </w:p>
     <w:sectPr>
       <w:pgSz w:w="11906" w:h="16838"/>
@@ -6329,7 +5897,7 @@
         <v:path o:extrusionok="f" gradientshapeok="t" o:connecttype="rect"/>
         <o:lock v:ext="edit" aspectratio="t"/>
       </v:shapetype>
-      <v:shape id="_x0000_i1092" type="#_x0000_t75" style="width:11.5pt;height:11.5pt" o:bullet="t">
+      <v:shape id="_x0000_i1028" type="#_x0000_t75" style="width:11.25pt;height:11.25pt" o:bullet="t">
         <v:imagedata r:id="rId1" o:title="mso286E"/>
       </v:shape>
     </w:pict>
@@ -7410,6 +6978,7 @@
   <w:style w:type="paragraph" w:default="1" w:styleId="Normal">
     <w:name w:val="Normal"/>
     <w:qFormat/>
+    <w:rsid w:val="00DA2CB1"/>
     <w:pPr>
       <w:widowControl w:val="0"/>
       <w:jc w:val="both"/>
